--- a/Arbeitsjournal/2025/KW21/Arbeitsjournal Vorlage.docx
+++ b/Arbeitsjournal/2025/KW21/Arbeitsjournal Vorlage.docx
@@ -1106,14 +1106,12 @@
               <w:rPr>
                 <w:b/>
                 <w:bCs/>
-                <w:lang w:val="en-US"/>
               </w:rPr>
             </w:pPr>
             <w:r>
               <w:rPr>
                 <w:b/>
                 <w:bCs/>
-                <w:lang w:val="en-US"/>
               </w:rPr>
               <w:t>Total</w:t>
             </w:r>
@@ -1224,63 +1222,41 @@
             </w:r>
           </w:p>
           <w:p>
-            <w:pPr>
-              <w:rPr>
-                <w:lang w:val="en-US"/>
-              </w:rPr>
-            </w:pPr>
-            <w:r>
-              <w:rPr>
-                <w:lang w:val="en-US"/>
-              </w:rPr>
+            <w:r>
               <w:t>Modul</w:t>
             </w:r>
             <w:r>
-              <w:rPr>
-                <w:lang w:val="en-US"/>
-              </w:rPr>
               <w:t xml:space="preserve"> </w:t>
             </w:r>
             <w:r>
-              <w:rPr>
-                <w:lang w:val="en-US"/>
-              </w:rPr>
               <w:t xml:space="preserve">122 </w:t>
             </w:r>
             <w:hyperlink r:id="rId12" w:anchor="20052025" w:history="1">
               <w:r>
                 <w:rPr>
                   <w:rStyle w:val="Hyperlink"/>
-                  <w:lang w:val="en-US"/>
                 </w:rPr>
-                <w:t>Basic Linux commands</w:t>
+                <w:t xml:space="preserve">Basic Linux </w:t>
               </w:r>
+              <w:proofErr w:type="spellStart"/>
+              <w:r>
+                <w:rPr>
+                  <w:rStyle w:val="Hyperlink"/>
+                </w:rPr>
+                <w:t>commands</w:t>
+              </w:r>
+              <w:proofErr w:type="spellEnd"/>
             </w:hyperlink>
             <w:r>
-              <w:rPr>
-                <w:lang w:val="en-US"/>
-              </w:rPr>
-              <w:t xml:space="preserve"> </w:t>
-            </w:r>
-            <w:proofErr w:type="spellStart"/>
-            <w:r>
-              <w:rPr>
-                <w:lang w:val="en-US"/>
-              </w:rPr>
-              <w:t>kennengelernt</w:t>
-            </w:r>
-            <w:proofErr w:type="spellEnd"/>
-            <w:r>
-              <w:rPr>
-                <w:lang w:val="en-US"/>
-              </w:rPr>
+              <w:t xml:space="preserve"> kennengelernt</w:t>
+            </w:r>
+            <w:r>
               <w:br/>
             </w:r>
             <w:r>
               <w:rPr>
                 <w:b/>
                 <w:bCs/>
-                <w:lang w:val="en-US"/>
               </w:rPr>
               <w:t>Total</w:t>
             </w:r>
@@ -1787,7 +1763,7 @@
       </w:r>
       <w:proofErr w:type="spellEnd"/>
       <w:r>
-        <w:t xml:space="preserve">. Ich finde es sehr schade, dass ihr unseren Code nicht angeschaut habt, denn ich habe mir sehr viel Mühe gegeben, dass alles super funktioniert. Mein Thema für die Lupe des Monats habe ich gut ausgewählt, denke ich, da gestern die neue Claude-4-Familie von Modellen herausgekommen ist und ich viel dazu zu sagen hatte.  </w:t>
+        <w:t xml:space="preserve">. Ich finde es sehr schade, dass ihr unseren Code nicht angeschaut habt, denn ich habe mir sehr viel Mühe gegeben, dass alles super funktioniert. Mein Thema für die Lupe des Monats habe ich gut ausgewählt, da gestern die neue Claude-4-Familie von Modellen herausgekommen ist und ich viel dazu zu sagen hatte.  </w:t>
       </w:r>
     </w:p>
     <w:p>
@@ -2915,6 +2891,30 @@
 </file>
 
 <file path=customXml/item1.xml><?xml version="1.0" encoding="utf-8"?>
+<?mso-contentType ?>
+<FormTemplates xmlns="http://schemas.microsoft.com/sharepoint/v3/contenttype/forms">
+  <Display>DocumentLibraryForm</Display>
+  <Edit>DocumentLibraryForm</Edit>
+  <New>DocumentLibraryForm</New>
+</FormTemplates>
+</file>
+
+<file path=customXml/item2.xml><?xml version="1.0" encoding="utf-8"?>
+<p:properties xmlns:p="http://schemas.microsoft.com/office/2006/metadata/properties" xmlns:xsi="http://www.w3.org/2001/XMLSchema-instance" xmlns:pc="http://schemas.microsoft.com/office/infopath/2007/PartnerControls">
+  <documentManagement>
+    <test xmlns="a89aceca-fff1-4acb-93a5-9ad8ebd1f9ca" xsi:nil="true"/>
+    <Officekompetenzen xmlns="a89aceca-fff1-4acb-93a5-9ad8ebd1f9ca" xsi:nil="true"/>
+    <Officekompetenzen_x00dc_bungen xmlns="a89aceca-fff1-4acb-93a5-9ad8ebd1f9ca" xsi:nil="true"/>
+    <TaxCatchAll xmlns="e44a9747-7dd0-4f64-a73f-744242a42e6e" xsi:nil="true"/>
+    <lcf76f155ced4ddcb4097134ff3c332f xmlns="a89aceca-fff1-4acb-93a5-9ad8ebd1f9ca">
+      <Terms xmlns="http://schemas.microsoft.com/office/infopath/2007/PartnerControls"/>
+    </lcf76f155ced4ddcb4097134ff3c332f>
+    <WochenR_x00fc_ckblick xmlns="a89aceca-fff1-4acb-93a5-9ad8ebd1f9ca" xsi:nil="true"/>
+  </documentManagement>
+</p:properties>
+</file>
+
+<file path=customXml/item3.xml><?xml version="1.0" encoding="utf-8"?>
 <ct:contentTypeSchema xmlns:ct="http://schemas.microsoft.com/office/2006/metadata/contentType" xmlns:ma="http://schemas.microsoft.com/office/2006/metadata/properties/metaAttributes" ct:_="" ma:_="" ma:contentTypeName="Dokument" ma:contentTypeID="0x01010019FA6DCA9EA21140BD12C0FF6DF679DB" ma:contentTypeVersion="17" ma:contentTypeDescription="Ein neues Dokument erstellen." ma:contentTypeScope="" ma:versionID="8a5d5dee150580738e0107af03c8b6f3">
   <xsd:schema xmlns:xsd="http://www.w3.org/2001/XMLSchema" xmlns:xs="http://www.w3.org/2001/XMLSchema" xmlns:p="http://schemas.microsoft.com/office/2006/metadata/properties" xmlns:ns2="e44a9747-7dd0-4f64-a73f-744242a42e6e" xmlns:ns3="a89aceca-fff1-4acb-93a5-9ad8ebd1f9ca" targetNamespace="http://schemas.microsoft.com/office/2006/metadata/properties" ma:root="true" ma:fieldsID="81023c8d53d325720340c18c14349c26" ns2:_="" ns3:_="">
     <xsd:import namespace="e44a9747-7dd0-4f64-a73f-744242a42e6e"/>
@@ -3169,31 +3169,26 @@
 </ct:contentTypeSchema>
 </file>
 
-<file path=customXml/item2.xml><?xml version="1.0" encoding="utf-8"?>
-<p:properties xmlns:p="http://schemas.microsoft.com/office/2006/metadata/properties" xmlns:xsi="http://www.w3.org/2001/XMLSchema-instance" xmlns:pc="http://schemas.microsoft.com/office/infopath/2007/PartnerControls">
-  <documentManagement>
-    <test xmlns="a89aceca-fff1-4acb-93a5-9ad8ebd1f9ca" xsi:nil="true"/>
-    <Officekompetenzen xmlns="a89aceca-fff1-4acb-93a5-9ad8ebd1f9ca" xsi:nil="true"/>
-    <Officekompetenzen_x00dc_bungen xmlns="a89aceca-fff1-4acb-93a5-9ad8ebd1f9ca" xsi:nil="true"/>
-    <TaxCatchAll xmlns="e44a9747-7dd0-4f64-a73f-744242a42e6e" xsi:nil="true"/>
-    <lcf76f155ced4ddcb4097134ff3c332f xmlns="a89aceca-fff1-4acb-93a5-9ad8ebd1f9ca">
-      <Terms xmlns="http://schemas.microsoft.com/office/infopath/2007/PartnerControls"/>
-    </lcf76f155ced4ddcb4097134ff3c332f>
-    <WochenR_x00fc_ckblick xmlns="a89aceca-fff1-4acb-93a5-9ad8ebd1f9ca" xsi:nil="true"/>
-  </documentManagement>
-</p:properties>
+<file path=customXml/itemProps1.xml><?xml version="1.0" encoding="utf-8"?>
+<ds:datastoreItem xmlns:ds="http://schemas.openxmlformats.org/officeDocument/2006/customXml" ds:itemID="{53BE9104-2114-4375-AE85-19E83232EAE2}">
+  <ds:schemaRefs>
+    <ds:schemaRef ds:uri="http://schemas.microsoft.com/sharepoint/v3/contenttype/forms"/>
+  </ds:schemaRefs>
+</ds:datastoreItem>
 </file>
 
-<file path=customXml/item3.xml><?xml version="1.0" encoding="utf-8"?>
-<?mso-contentType ?>
-<FormTemplates xmlns="http://schemas.microsoft.com/sharepoint/v3/contenttype/forms">
-  <Display>DocumentLibraryForm</Display>
-  <Edit>DocumentLibraryForm</Edit>
-  <New>DocumentLibraryForm</New>
-</FormTemplates>
+<file path=customXml/itemProps2.xml><?xml version="1.0" encoding="utf-8"?>
+<ds:datastoreItem xmlns:ds="http://schemas.openxmlformats.org/officeDocument/2006/customXml" ds:itemID="{17CC6626-18FB-412F-9AF3-259BD812C9B0}">
+  <ds:schemaRefs>
+    <ds:schemaRef ds:uri="http://schemas.microsoft.com/office/2006/metadata/properties"/>
+    <ds:schemaRef ds:uri="http://schemas.microsoft.com/office/infopath/2007/PartnerControls"/>
+    <ds:schemaRef ds:uri="a89aceca-fff1-4acb-93a5-9ad8ebd1f9ca"/>
+    <ds:schemaRef ds:uri="e44a9747-7dd0-4f64-a73f-744242a42e6e"/>
+  </ds:schemaRefs>
+</ds:datastoreItem>
 </file>
 
-<file path=customXml/itemProps1.xml><?xml version="1.0" encoding="utf-8"?>
+<file path=customXml/itemProps3.xml><?xml version="1.0" encoding="utf-8"?>
 <ds:datastoreItem xmlns:ds="http://schemas.openxmlformats.org/officeDocument/2006/customXml" ds:itemID="{B58BF8D7-E553-4C06-B49D-D1BCEEAC5133}">
   <ds:schemaRefs>
     <ds:schemaRef ds:uri="http://schemas.microsoft.com/office/2006/metadata/contentType"/>
@@ -3210,23 +3205,4 @@
     <ds:schemaRef ds:uri="http://schemas.microsoft.com/internal/obd"/>
   </ds:schemaRefs>
 </ds:datastoreItem>
-</file>
-
-<file path=customXml/itemProps2.xml><?xml version="1.0" encoding="utf-8"?>
-<ds:datastoreItem xmlns:ds="http://schemas.openxmlformats.org/officeDocument/2006/customXml" ds:itemID="{17CC6626-18FB-412F-9AF3-259BD812C9B0}">
-  <ds:schemaRefs>
-    <ds:schemaRef ds:uri="http://schemas.microsoft.com/office/2006/metadata/properties"/>
-    <ds:schemaRef ds:uri="http://schemas.microsoft.com/office/infopath/2007/PartnerControls"/>
-    <ds:schemaRef ds:uri="a89aceca-fff1-4acb-93a5-9ad8ebd1f9ca"/>
-    <ds:schemaRef ds:uri="e44a9747-7dd0-4f64-a73f-744242a42e6e"/>
-  </ds:schemaRefs>
-</ds:datastoreItem>
-</file>
-
-<file path=customXml/itemProps3.xml><?xml version="1.0" encoding="utf-8"?>
-<ds:datastoreItem xmlns:ds="http://schemas.openxmlformats.org/officeDocument/2006/customXml" ds:itemID="{53BE9104-2114-4375-AE85-19E83232EAE2}">
-  <ds:schemaRefs>
-    <ds:schemaRef ds:uri="http://schemas.microsoft.com/sharepoint/v3/contenttype/forms"/>
-  </ds:schemaRefs>
-</ds:datastoreItem>
 </file>